--- a/docs/RoadSense_AI_Software_Impacts_Paper.docx
+++ b/docs/RoadSense_AI_Software_Impacts_Paper.docx
@@ -13,17 +13,22 @@
     <w:p/>
     <w:p>
       <w:r>
-        <w:t xml:space="preserve">**Author:** Ansari</w:t>
-      </w:r>
-    </w:p>
-    <w:p>
-      <w:r>
-        <w:t xml:space="preserve">**Department:** Software Engineering in Artificial Intelligence</w:t>
-      </w:r>
-    </w:p>
-    <w:p>
-      <w:r>
-        <w:t xml:space="preserve">**Repository:** https://github.com/ansari6926/SEAI-ansari-project</w:t>
+        <w:t xml:space="preserve">Author: Syed Sabith Ansari</w:t>
+      </w:r>
+    </w:p>
+    <w:p>
+      <w:r>
+        <w:t xml:space="preserve">Email: sabithansari989@gmail.com</w:t>
+      </w:r>
+    </w:p>
+    <w:p>
+      <w:r>
+        <w:t xml:space="preserve">Affiliation: Department of Computer Science and Engineering (Artificial Intelligence and Machine Learning), Faculty of Engineering and Technology, SRM Institute of Science and Technology, Tiruchirappalli, Tamil Nadu, India</w:t>
+      </w:r>
+    </w:p>
+    <w:p>
+      <w:r>
+        <w:t xml:space="preserve">Repository: https://github.com/ansari6926/SEAI-ansari-project</w:t>
       </w:r>
     </w:p>
     <w:p/>
@@ -44,7 +49,7 @@
     <w:p/>
     <w:p>
       <w:r>
-        <w:t xml:space="preserve">**Keywords:** Road damage detection, smart city, FastAPI, ONNX Runtime, civic repair planning, computer vision, sustainable infrastructure.</w:t>
+        <w:t xml:space="preserve">Keywords: Road damage detection, smart city, FastAPI, ONNX Runtime, civic repair planning, computer vision, sustainable infrastructure.</w:t>
       </w:r>
     </w:p>
     <w:p/>
@@ -519,7 +524,8 @@
     </w:p>
     <w:sectPr>
       <w:pgSz w:w="12240" w:h="15840"/>
-      <w:pgMar w:top="1440" w:right="1440" w:bottom="1440" w:left="1440"/>
+      <w:pgMar w:top="720" w:right="720" w:bottom="720" w:left="720"/>
+      <w:cols w:num="2" w:space="720"/>
     </w:sectPr>
   </w:body>
 </w:document>
